--- a/pr-preview/pr-373/correlation-regression-handout-tracked-changes.docx
+++ b/pr-preview/pr-373/correlation-regression-handout-tracked-changes.docx
@@ -16,7 +16,7 @@
       </w:pPr>
       <w:del w:id="1" w:author="PR Preview" w:date="2026-01-01T00:00:00Z">
         <w:r>
-          <w:delText xml:space="preserve">Last modified: 2026-10-19 01:42:24 (PDT)</w:delText>
+          <w:delText xml:space="preserve">Last modified: 2026-10-19 03:13:51 (PDT)</w:delText>
         </w:r>
       </w:del>
     </w:p>
@@ -26,7 +26,7 @@
       </w:pPr>
       <w:ins w:id="2" w:author="PR Preview" w:date="2026-01-01T00:00:00Z">
         <w:r>
-          <w:t xml:space="preserve">Last modified: 2026-10-19 02:32:24 (PDT)</w:t>
+          <w:t xml:space="preserve">Last modified: 2026-10-19 03:23:45 (PDT)</w:t>
         </w:r>
       </w:ins>
     </w:p>
@@ -13629,49 +13629,75 @@
       <w:pPr>
         <w:pStyle w:val="BodyText"/>
       </w:pPr>
-      <w:r>
-        <w:rPr>
-          <w:b/>
-          <w:bCs/>
-        </w:rPr>
-        <w:t xml:space="preserve">Exercise 3 (Sample mean squared error and residual sum of squares)</w:t>
-      </w:r>
-      <w:r>
-        <w:t xml:space="preserve"> </w:t>
-      </w:r>
-      <w:r>
-        <w:t xml:space="preserve">For a regression model with conditional mean</w:t>
-      </w:r>
-      <w:r>
-        <w:t xml:space="preserve"> </w:t>
-      </w:r>
-      <w:r>
-        <w:t xml:space="preserve">$\mu(x; \mathord{\smash[b]{\underset{\raise.3ex\hbox{$\scriptstyle\sim$}}{\theta}}\vphantom{\theta}})$</w:t>
-      </w:r>
-      <w:r>
-        <w:t xml:space="preserve">,</w:t>
-      </w:r>
-      <w:r>
-        <w:t xml:space="preserve"> </w:t>
-      </w:r>
-      <w:r>
-        <w:t xml:space="preserve">let</w:t>
-      </w:r>
-      <w:r>
-        <w:t xml:space="preserve"> </w:t>
-      </w:r>
-      <w:r>
-        <w:t xml:space="preserve">$\hat y_i\stackrel{\text{def}}{=}\mu(x_i; \mathord{\smash[b]{\underset{\raise.3ex\hbox{$\scriptstyle\sim$}}{\theta}}\vphantom{\theta}})$</w:t>
-      </w:r>
-      <w:r>
-        <w:t xml:space="preserve"> </w:t>
-      </w:r>
-      <w:r>
-        <w:t xml:space="preserve">be its predictions of</w:t>
-      </w:r>
-      <w:r>
-        <w:t xml:space="preserve"> </w:t>
-      </w:r>
+      <w:del w:id="3" w:author="PR Preview" w:date="2026-01-01T00:00:00Z">
+        <w:r>
+          <w:rPr>
+            <w:b/>
+            <w:bCs/>
+          </w:rPr>
+          <w:delText xml:space="preserve">Exercise 3 (Sample mean squared error and residual sum of squares)</w:delText>
+        </w:r>
+      </w:del>
+      <w:del w:id="4" w:author="PR Preview" w:date="2026-01-01T00:00:00Z">
+        <w:r>
+          <w:delText xml:space="preserve"> </w:delText>
+        </w:r>
+      </w:del>
+      <w:del w:id="5" w:author="PR Preview" w:date="2026-01-01T00:00:00Z">
+        <w:r>
+          <w:delText xml:space="preserve">For a regression model with conditional mean</w:delText>
+        </w:r>
+      </w:del>
+      <w:del w:id="6" w:author="PR Preview" w:date="2026-01-01T00:00:00Z">
+        <w:r>
+          <w:delText xml:space="preserve"> </w:delText>
+        </w:r>
+      </w:del>
+      <w:del w:id="7" w:author="PR Preview" w:date="2026-01-01T00:00:00Z">
+        <w:r>
+          <w:delText xml:space="preserve">$\mu(x; \mathord{\smash[b]{\underset{\raise.3ex\hbox{$\scriptstyle\sim$}}{\theta}}\vphantom{\theta}})$</w:delText>
+        </w:r>
+      </w:del>
+      <w:del w:id="8" w:author="PR Preview" w:date="2026-01-01T00:00:00Z">
+        <w:r>
+          <w:delText xml:space="preserve">,</w:delText>
+        </w:r>
+      </w:del>
+      <w:del w:id="9" w:author="PR Preview" w:date="2026-01-01T00:00:00Z">
+        <w:r>
+          <w:delText xml:space="preserve"> </w:delText>
+        </w:r>
+      </w:del>
+      <w:del w:id="10" w:author="PR Preview" w:date="2026-01-01T00:00:00Z">
+        <w:r>
+          <w:delText xml:space="preserve">let</w:delText>
+        </w:r>
+      </w:del>
+      <w:del w:id="11" w:author="PR Preview" w:date="2026-01-01T00:00:00Z">
+        <w:r>
+          <w:delText xml:space="preserve"> </w:delText>
+        </w:r>
+      </w:del>
+      <w:del w:id="12" w:author="PR Preview" w:date="2026-01-01T00:00:00Z">
+        <w:r>
+          <w:delText xml:space="preserve">$\hat y_i\stackrel{\text{def}}{=}\mu(x_i; \mathord{\smash[b]{\underset{\raise.3ex\hbox{$\scriptstyle\sim$}}{\theta}}\vphantom{\theta}})$</w:delText>
+        </w:r>
+      </w:del>
+      <w:del w:id="13" w:author="PR Preview" w:date="2026-01-01T00:00:00Z">
+        <w:r>
+          <w:delText xml:space="preserve"> </w:delText>
+        </w:r>
+      </w:del>
+      <w:del w:id="14" w:author="PR Preview" w:date="2026-01-01T00:00:00Z">
+        <w:r>
+          <w:delText xml:space="preserve">be its predictions of</w:delText>
+        </w:r>
+      </w:del>
+      <w:del w:id="15" w:author="PR Preview" w:date="2026-01-01T00:00:00Z">
+        <w:r>
+          <w:delText xml:space="preserve"> </w:delText>
+        </w:r>
+      </w:del>
       <m:oMath>
         <m:r>
           <m:t>n</m:t>
@@ -13686,15 +13712,21 @@
           <m:t>1</m:t>
         </m:r>
       </m:oMath>
-      <w:r>
-        <w:t xml:space="preserve"> </w:t>
-      </w:r>
-      <w:r>
-        <w:t xml:space="preserve">outcomes</w:t>
-      </w:r>
-      <w:r>
-        <w:t xml:space="preserve"> </w:t>
-      </w:r>
+      <w:del w:id="16" w:author="PR Preview" w:date="2026-01-01T00:00:00Z">
+        <w:r>
+          <w:delText xml:space="preserve"> </w:delText>
+        </w:r>
+      </w:del>
+      <w:del w:id="17" w:author="PR Preview" w:date="2026-01-01T00:00:00Z">
+        <w:r>
+          <w:delText xml:space="preserve">outcomes</w:delText>
+        </w:r>
+      </w:del>
+      <w:del w:id="18" w:author="PR Preview" w:date="2026-01-01T00:00:00Z">
+        <w:r>
+          <w:delText xml:space="preserve"> </w:delText>
+        </w:r>
+      </w:del>
       <m:oMath>
         <m:sSub>
           <m:e>
@@ -13739,88 +13771,413 @@
           </m:sub>
         </m:sSub>
       </m:oMath>
-      <w:r>
-        <w:t xml:space="preserve">,</w:t>
-      </w:r>
-      <w:r>
-        <w:t xml:space="preserve"> </w:t>
-      </w:r>
-      <w:r>
-        <w:t xml:space="preserve">and let</w:t>
-      </w:r>
-      <w:r>
-        <w:t xml:space="preserve"> </w:t>
-      </w:r>
-      <w:r>
-        <w:t xml:space="preserve">$\text{RSS}(\mathord{\smash[b]{\underset{\raise.3ex\hbox{$\scriptstyle\sim$}}{\theta}}\vphantom{\theta}})$</w:t>
-      </w:r>
-      <w:r>
-        <w:t xml:space="preserve"> </w:t>
-      </w:r>
-      <w:r>
-        <w:t xml:space="preserve">(</w:t>
-      </w:r>
+      <w:del w:id="19" w:author="PR Preview" w:date="2026-01-01T00:00:00Z">
+        <w:r>
+          <w:delText xml:space="preserve">,</w:delText>
+        </w:r>
+      </w:del>
+      <w:del w:id="20" w:author="PR Preview" w:date="2026-01-01T00:00:00Z">
+        <w:r>
+          <w:delText xml:space="preserve"> </w:delText>
+        </w:r>
+      </w:del>
+      <w:del w:id="21" w:author="PR Preview" w:date="2026-01-01T00:00:00Z">
+        <w:r>
+          <w:delText xml:space="preserve">and let</w:delText>
+        </w:r>
+      </w:del>
+      <w:del w:id="22" w:author="PR Preview" w:date="2026-01-01T00:00:00Z">
+        <w:r>
+          <w:delText xml:space="preserve"> </w:delText>
+        </w:r>
+      </w:del>
+      <w:del w:id="23" w:author="PR Preview" w:date="2026-01-01T00:00:00Z">
+        <w:r>
+          <w:delText xml:space="preserve">$\text{RSS}(\mathord{\smash[b]{\underset{\raise.3ex\hbox{$\scriptstyle\sim$}}{\theta}}\vphantom{\theta}})$</w:delText>
+        </w:r>
+      </w:del>
+      <w:del w:id="24" w:author="PR Preview" w:date="2026-01-01T00:00:00Z">
+        <w:r>
+          <w:delText xml:space="preserve"> </w:delText>
+        </w:r>
+      </w:del>
+      <w:del w:id="25" w:author="PR Preview" w:date="2026-01-01T00:00:00Z">
+        <w:r>
+          <w:delText xml:space="preserve">(</w:delText>
+        </w:r>
+      </w:del>
       <w:hyperlink w:anchor="def-rss">
+        <w:del w:id="26" w:author="PR Preview" w:date="2026-01-01T00:00:00Z">
+          <w:r>
+            <w:rPr>
+              <w:rStyle w:val="Hyperlink"/>
+            </w:rPr>
+            <w:delText xml:space="preserve">Definition 11</w:delText>
+          </w:r>
+        </w:del>
+      </w:hyperlink>
+      <w:del w:id="27" w:author="PR Preview" w:date="2026-01-01T00:00:00Z">
+        <w:r>
+          <w:delText xml:space="preserve">) be taken over those same outcomes.</w:delText>
+        </w:r>
+      </w:del>
+      <w:del w:id="28" w:author="PR Preview" w:date="2026-01-01T00:00:00Z">
+        <w:r>
+          <w:delText xml:space="preserve"> </w:delText>
+        </w:r>
+      </w:del>
+      <w:del w:id="29" w:author="PR Preview" w:date="2026-01-01T00:00:00Z">
+        <w:r>
+          <w:delText xml:space="preserve">Express the</w:delText>
+        </w:r>
+      </w:del>
+      <w:del w:id="30" w:author="PR Preview" w:date="2026-01-01T00:00:00Z">
+        <w:r>
+          <w:delText xml:space="preserve"> </w:delText>
+        </w:r>
+      </w:del>
+      <w:hyperlink r:id="rId59">
+        <w:del w:id="31" w:author="PR Preview" w:date="2026-01-01T00:00:00Z">
+          <w:r>
+            <w:rPr>
+              <w:rStyle w:val="Hyperlink"/>
+            </w:rPr>
+            <w:delText xml:space="preserve">sMSE</w:delText>
+          </w:r>
+        </w:del>
+      </w:hyperlink>
+      <w:del w:id="32" w:author="PR Preview" w:date="2026-01-01T00:00:00Z">
+        <w:r>
+          <w:delText xml:space="preserve"> </w:delText>
+        </w:r>
+      </w:del>
+      <w:del w:id="33" w:author="PR Preview" w:date="2026-01-01T00:00:00Z">
+        <w:r>
+          <w:delText xml:space="preserve">of these predictions in terms of</w:delText>
+        </w:r>
+      </w:del>
+      <w:del w:id="34" w:author="PR Preview" w:date="2026-01-01T00:00:00Z">
+        <w:r>
+          <w:delText xml:space="preserve"> </w:delText>
+        </w:r>
+      </w:del>
+      <w:del w:id="35" w:author="PR Preview" w:date="2026-01-01T00:00:00Z">
+        <w:r>
+          <w:delText xml:space="preserve">$\text{RSS}(\mathord{\smash[b]{\underset{\raise.3ex\hbox{$\scriptstyle\sim$}}{\theta}}\vphantom{\theta}})$</w:delText>
+        </w:r>
+      </w:del>
+      <w:del w:id="36" w:author="PR Preview" w:date="2026-01-01T00:00:00Z">
+        <w:r>
+          <w:delText xml:space="preserve">,</w:delText>
+        </w:r>
+      </w:del>
+      <w:del w:id="37" w:author="PR Preview" w:date="2026-01-01T00:00:00Z">
+        <w:r>
+          <w:delText xml:space="preserve"> </w:delText>
+        </w:r>
+      </w:del>
+      <w:del w:id="38" w:author="PR Preview" w:date="2026-01-01T00:00:00Z">
+        <w:r>
+          <w:delText xml:space="preserve">and</w:delText>
+        </w:r>
+      </w:del>
+      <w:del w:id="39" w:author="PR Preview" w:date="2026-01-01T00:00:00Z">
+        <w:r>
+          <w:delText xml:space="preserve"> </w:delText>
+        </w:r>
+      </w:del>
+      <w:del w:id="40" w:author="PR Preview" w:date="2026-01-01T00:00:00Z">
+        <w:r>
+          <w:delText xml:space="preserve">$\text{RSS}(\mathord{\smash[b]{\underset{\raise.3ex\hbox{$\scriptstyle\sim$}}{\theta}}\vphantom{\theta}})$</w:delText>
+        </w:r>
+      </w:del>
+      <w:del w:id="41" w:author="PR Preview" w:date="2026-01-01T00:00:00Z">
+        <w:r>
+          <w:delText xml:space="preserve"> </w:delText>
+        </w:r>
+      </w:del>
+      <w:del w:id="42" w:author="PR Preview" w:date="2026-01-01T00:00:00Z">
+        <w:r>
+          <w:delText xml:space="preserve">in terms of that sMSE.</w:delText>
+        </w:r>
+      </w:del>
+    </w:p>
+    <w:p>
+      <w:pPr>
+        <w:pStyle w:val="BodyText"/>
+      </w:pPr>
+      <w:ins w:id="43" w:author="PR Preview" w:date="2026-01-01T00:00:00Z">
         <w:r>
           <w:rPr>
-            <w:rStyle w:val="Hyperlink"/>
+            <w:b/>
+            <w:bCs/>
           </w:rPr>
-          <w:t xml:space="preserve">Definition 11</w:t>
+          <w:t xml:space="preserve">Exercise 3 (Sample mean squared error and residual sum of squares)</w:t>
         </w:r>
+      </w:ins>
+      <w:ins w:id="44" w:author="PR Preview" w:date="2026-01-01T00:00:00Z">
+        <w:r>
+          <w:t xml:space="preserve"> </w:t>
+        </w:r>
+      </w:ins>
+      <w:ins w:id="45" w:author="PR Preview" w:date="2026-01-01T00:00:00Z">
+        <w:r>
+          <w:t xml:space="preserve">For a regression model with conditional mean</w:t>
+        </w:r>
+      </w:ins>
+      <w:ins w:id="46" w:author="PR Preview" w:date="2026-01-01T00:00:00Z">
+        <w:r>
+          <w:t xml:space="preserve"> </w:t>
+        </w:r>
+      </w:ins>
+      <w:ins w:id="47" w:author="PR Preview" w:date="2026-01-01T00:00:00Z">
+        <w:r>
+          <w:t xml:space="preserve">$\mu(x; \mathord{\smash[b]{\underset{\raise.3ex\hbox{$\scriptstyle\sim$}}{\theta}}\vphantom{\theta}})$</w:t>
+        </w:r>
+      </w:ins>
+      <w:ins w:id="48" w:author="PR Preview" w:date="2026-01-01T00:00:00Z">
+        <w:r>
+          <w:t xml:space="preserve">,</w:t>
+        </w:r>
+      </w:ins>
+      <w:ins w:id="49" w:author="PR Preview" w:date="2026-01-01T00:00:00Z">
+        <w:r>
+          <w:t xml:space="preserve"> </w:t>
+        </w:r>
+      </w:ins>
+      <w:ins w:id="50" w:author="PR Preview" w:date="2026-01-01T00:00:00Z">
+        <w:r>
+          <w:t xml:space="preserve">let</w:t>
+        </w:r>
+      </w:ins>
+      <w:ins w:id="51" w:author="PR Preview" w:date="2026-01-01T00:00:00Z">
+        <w:r>
+          <w:t xml:space="preserve"> </w:t>
+        </w:r>
+      </w:ins>
+      <w:ins w:id="52" w:author="PR Preview" w:date="2026-01-01T00:00:00Z">
+        <w:r>
+          <w:t xml:space="preserve">$\hat y_i\stackrel{\text{def}}{=}\mu(x_i; \mathord{\smash[b]{\underset{\raise.3ex\hbox{$\scriptstyle\sim$}}{\theta}}\vphantom{\theta}})$</w:t>
+        </w:r>
+      </w:ins>
+      <w:ins w:id="53" w:author="PR Preview" w:date="2026-01-01T00:00:00Z">
+        <w:r>
+          <w:t xml:space="preserve"> </w:t>
+        </w:r>
+      </w:ins>
+      <w:ins w:id="54" w:author="PR Preview" w:date="2026-01-01T00:00:00Z">
+        <w:r>
+          <w:t xml:space="preserve">be its predictions of</w:t>
+        </w:r>
+      </w:ins>
+      <w:ins w:id="55" w:author="PR Preview" w:date="2026-01-01T00:00:00Z">
+        <w:r>
+          <w:t xml:space="preserve"> </w:t>
+        </w:r>
+      </w:ins>
+      <m:oMath>
+        <m:r>
+          <m:t>n</m:t>
+        </m:r>
+        <m:r>
+          <m:rPr>
+            <m:sty m:val="p"/>
+          </m:rPr>
+          <m:t>≥</m:t>
+        </m:r>
+        <m:r>
+          <m:t>1</m:t>
+        </m:r>
+      </m:oMath>
+      <w:ins w:id="56" w:author="PR Preview" w:date="2026-01-01T00:00:00Z">
+        <w:r>
+          <w:t xml:space="preserve"> </w:t>
+        </w:r>
+      </w:ins>
+      <w:ins w:id="57" w:author="PR Preview" w:date="2026-01-01T00:00:00Z">
+        <w:r>
+          <w:t xml:space="preserve">outcomes</w:t>
+        </w:r>
+      </w:ins>
+      <w:ins w:id="58" w:author="PR Preview" w:date="2026-01-01T00:00:00Z">
+        <w:r>
+          <w:t xml:space="preserve"> </w:t>
+        </w:r>
+      </w:ins>
+      <m:oMath>
+        <m:sSub>
+          <m:e>
+            <m:r>
+              <m:t>y</m:t>
+            </m:r>
+          </m:e>
+          <m:sub>
+            <m:r>
+              <m:t>1</m:t>
+            </m:r>
+          </m:sub>
+        </m:sSub>
+        <m:r>
+          <m:rPr>
+            <m:sty m:val="p"/>
+          </m:rPr>
+          <m:t>,</m:t>
+        </m:r>
+        <m:r>
+          <m:rPr>
+            <m:sty m:val="p"/>
+          </m:rPr>
+          <m:t>…</m:t>
+        </m:r>
+        <m:r>
+          <m:rPr>
+            <m:sty m:val="p"/>
+          </m:rPr>
+          <m:t>,</m:t>
+        </m:r>
+        <m:sSub>
+          <m:e>
+            <m:r>
+              <m:t>y</m:t>
+            </m:r>
+          </m:e>
+          <m:sub>
+            <m:r>
+              <m:t>n</m:t>
+            </m:r>
+          </m:sub>
+        </m:sSub>
+      </m:oMath>
+      <w:ins w:id="59" w:author="PR Preview" w:date="2026-01-01T00:00:00Z">
+        <w:r>
+          <w:t xml:space="preserve">,</w:t>
+        </w:r>
+      </w:ins>
+      <w:ins w:id="60" w:author="PR Preview" w:date="2026-01-01T00:00:00Z">
+        <w:r>
+          <w:t xml:space="preserve"> </w:t>
+        </w:r>
+      </w:ins>
+      <w:ins w:id="61" w:author="PR Preview" w:date="2026-01-01T00:00:00Z">
+        <w:r>
+          <w:t xml:space="preserve">and let</w:t>
+        </w:r>
+      </w:ins>
+      <w:ins w:id="62" w:author="PR Preview" w:date="2026-01-01T00:00:00Z">
+        <w:r>
+          <w:t xml:space="preserve"> </w:t>
+        </w:r>
+      </w:ins>
+      <w:ins w:id="63" w:author="PR Preview" w:date="2026-01-01T00:00:00Z">
+        <w:r>
+          <w:t xml:space="preserve">$\text{RSS}(\mathord{\smash[b]{\underset{\raise.3ex\hbox{$\scriptstyle\sim$}}{\theta}}\vphantom{\theta}})$</w:t>
+        </w:r>
+      </w:ins>
+      <w:ins w:id="64" w:author="PR Preview" w:date="2026-01-01T00:00:00Z">
+        <w:r>
+          <w:t xml:space="preserve"> </w:t>
+        </w:r>
+      </w:ins>
+      <w:ins w:id="65" w:author="PR Preview" w:date="2026-01-01T00:00:00Z">
+        <w:r>
+          <w:t xml:space="preserve">(</w:t>
+        </w:r>
+      </w:ins>
+      <w:hyperlink w:anchor="def-rss">
+        <w:ins w:id="66" w:author="PR Preview" w:date="2026-01-01T00:00:00Z">
+          <w:r>
+            <w:rPr>
+              <w:rStyle w:val="Hyperlink"/>
+            </w:rPr>
+            <w:t xml:space="preserve">Definition 11</w:t>
+          </w:r>
+        </w:ins>
       </w:hyperlink>
-      <w:r>
-        <w:t xml:space="preserve">) be taken over those same outcomes.</w:t>
-      </w:r>
-      <w:r>
-        <w:t xml:space="preserve"> </w:t>
-      </w:r>
-      <w:r>
-        <w:t xml:space="preserve">Write the</w:t>
-      </w:r>
-      <w:r>
-        <w:t xml:space="preserve"> </w:t>
-      </w:r>
+      <w:ins w:id="67" w:author="PR Preview" w:date="2026-01-01T00:00:00Z">
+        <w:r>
+          <w:t xml:space="preserve">) be taken over those same outcomes.</w:t>
+        </w:r>
+      </w:ins>
+      <w:ins w:id="68" w:author="PR Preview" w:date="2026-01-01T00:00:00Z">
+        <w:r>
+          <w:t xml:space="preserve"> </w:t>
+        </w:r>
+      </w:ins>
+      <w:ins w:id="69" w:author="PR Preview" w:date="2026-01-01T00:00:00Z">
+        <w:r>
+          <w:t xml:space="preserve">Write the</w:t>
+        </w:r>
+      </w:ins>
+      <w:ins w:id="70" w:author="PR Preview" w:date="2026-01-01T00:00:00Z">
+        <w:r>
+          <w:t xml:space="preserve"> </w:t>
+        </w:r>
+      </w:ins>
       <w:hyperlink r:id="rId59">
+        <w:ins w:id="71" w:author="PR Preview" w:date="2026-01-01T00:00:00Z">
+          <w:r>
+            <w:rPr>
+              <w:rStyle w:val="Hyperlink"/>
+            </w:rPr>
+            <w:t xml:space="preserve">sMSE</w:t>
+          </w:r>
+        </w:ins>
+      </w:hyperlink>
+      <w:ins w:id="72" w:author="PR Preview" w:date="2026-01-01T00:00:00Z">
         <w:r>
-          <w:rPr>
-            <w:rStyle w:val="Hyperlink"/>
-          </w:rPr>
-          <w:t xml:space="preserve">sMSE</w:t>
+          <w:t xml:space="preserve"> </w:t>
         </w:r>
-      </w:hyperlink>
-      <w:r>
-        <w:t xml:space="preserve"> </w:t>
-      </w:r>
-      <w:r>
-        <w:t xml:space="preserve">of these predictions in terms of</w:t>
-      </w:r>
-      <w:r>
-        <w:t xml:space="preserve"> </w:t>
-      </w:r>
-      <w:r>
-        <w:t xml:space="preserve">$\text{RSS}(\mathord{\smash[b]{\underset{\raise.3ex\hbox{$\scriptstyle\sim$}}{\theta}}\vphantom{\theta}})$</w:t>
-      </w:r>
-      <w:r>
-        <w:t xml:space="preserve">,</w:t>
-      </w:r>
-      <w:r>
-        <w:t xml:space="preserve"> </w:t>
-      </w:r>
-      <w:r>
-        <w:t xml:space="preserve">and</w:t>
-      </w:r>
-      <w:r>
-        <w:t xml:space="preserve"> </w:t>
-      </w:r>
-      <w:r>
-        <w:t xml:space="preserve">$\text{RSS}(\mathord{\smash[b]{\underset{\raise.3ex\hbox{$\scriptstyle\sim$}}{\theta}}\vphantom{\theta}})$</w:t>
-      </w:r>
-      <w:r>
-        <w:t xml:space="preserve"> </w:t>
-      </w:r>
-      <w:r>
-        <w:t xml:space="preserve">in terms of that sMSE.</w:t>
-      </w:r>
+      </w:ins>
+      <w:ins w:id="73" w:author="PR Preview" w:date="2026-01-01T00:00:00Z">
+        <w:r>
+          <w:t xml:space="preserve">of these predictions in terms of</w:t>
+        </w:r>
+      </w:ins>
+      <w:ins w:id="74" w:author="PR Preview" w:date="2026-01-01T00:00:00Z">
+        <w:r>
+          <w:t xml:space="preserve"> </w:t>
+        </w:r>
+      </w:ins>
+      <w:ins w:id="75" w:author="PR Preview" w:date="2026-01-01T00:00:00Z">
+        <w:r>
+          <w:t xml:space="preserve">$\text{RSS}(\mathord{\smash[b]{\underset{\raise.3ex\hbox{$\scriptstyle\sim$}}{\theta}}\vphantom{\theta}})$</w:t>
+        </w:r>
+      </w:ins>
+      <w:ins w:id="76" w:author="PR Preview" w:date="2026-01-01T00:00:00Z">
+        <w:r>
+          <w:t xml:space="preserve">,</w:t>
+        </w:r>
+      </w:ins>
+      <w:ins w:id="77" w:author="PR Preview" w:date="2026-01-01T00:00:00Z">
+        <w:r>
+          <w:t xml:space="preserve"> </w:t>
+        </w:r>
+      </w:ins>
+      <w:ins w:id="78" w:author="PR Preview" w:date="2026-01-01T00:00:00Z">
+        <w:r>
+          <w:t xml:space="preserve">and</w:t>
+        </w:r>
+      </w:ins>
+      <w:ins w:id="79" w:author="PR Preview" w:date="2026-01-01T00:00:00Z">
+        <w:r>
+          <w:t xml:space="preserve"> </w:t>
+        </w:r>
+      </w:ins>
+      <w:ins w:id="80" w:author="PR Preview" w:date="2026-01-01T00:00:00Z">
+        <w:r>
+          <w:t xml:space="preserve">$\text{RSS}(\mathord{\smash[b]{\underset{\raise.3ex\hbox{$\scriptstyle\sim$}}{\theta}}\vphantom{\theta}})$</w:t>
+        </w:r>
+      </w:ins>
+      <w:ins w:id="81" w:author="PR Preview" w:date="2026-01-01T00:00:00Z">
+        <w:r>
+          <w:t xml:space="preserve"> </w:t>
+        </w:r>
+      </w:ins>
+      <w:ins w:id="82" w:author="PR Preview" w:date="2026-01-01T00:00:00Z">
+        <w:r>
+          <w:t xml:space="preserve">in terms of that sMSE.</w:t>
+        </w:r>
+      </w:ins>
     </w:p>
     <w:bookmarkEnd w:id="60"/>
     <w:bookmarkStart w:id="62" w:name="sol-mse-rss"/>

--- a/pr-preview/pr-373/correlation-regression-handout-tracked-changes.docx
+++ b/pr-preview/pr-373/correlation-regression-handout-tracked-changes.docx
@@ -16,7 +16,7 @@
       </w:pPr>
       <w:del w:id="1" w:author="PR Preview" w:date="2026-01-01T00:00:00Z">
         <w:r>
-          <w:delText xml:space="preserve">Last modified: 2026-10-19 03:13:51 (PDT)</w:delText>
+          <w:delText xml:space="preserve">Last modified: 2026-10-19 03:59:32 (PDT)</w:delText>
         </w:r>
       </w:del>
     </w:p>
@@ -26,7 +26,7 @@
       </w:pPr>
       <w:ins w:id="2" w:author="PR Preview" w:date="2026-01-01T00:00:00Z">
         <w:r>
-          <w:t xml:space="preserve">Last modified: 2026-10-19 03:23:45 (PDT)</w:t>
+          <w:t xml:space="preserve">Last modified: 2026-10-19 04:10:08 (PDT)</w:t>
         </w:r>
       </w:ins>
     </w:p>
@@ -9736,72 +9736,72 @@
                     </m:rPr>
                     <m:t>Pr</m:t>
                   </m:r>
+                  <m:r>
+                    <m:t>​</m:t>
+                  </m:r>
+                  <m:d>
+                    <m:dPr>
+                      <m:begChr m:val="("/>
+                      <m:sepChr m:val=""/>
+                      <m:endChr m:val=")"/>
+                      <m:grow/>
+                    </m:dPr>
+                    <m:e>
+                      <m:sSub>
+                        <m:e>
+                          <m:r>
+                            <m:t>Y</m:t>
+                          </m:r>
+                        </m:e>
+                        <m:sub>
+                          <m:r>
+                            <m:t>i</m:t>
+                          </m:r>
+                        </m:sub>
+                      </m:sSub>
+                      <m:r>
+                        <m:rPr>
+                          <m:sty m:val="p"/>
+                        </m:rPr>
+                        <m:t>≤</m:t>
+                      </m:r>
+                      <m:sSub>
+                        <m:e>
+                          <m:r>
+                            <m:t>t</m:t>
+                          </m:r>
+                        </m:e>
+                        <m:sub>
+                          <m:r>
+                            <m:t>i</m:t>
+                          </m:r>
+                        </m:sub>
+                      </m:sSub>
+                      <m:r>
+                        <m:rPr>
+                          <m:sty m:val="p"/>
+                        </m:rPr>
+                        <m:t>+</m:t>
+                      </m:r>
+                      <m:sSub>
+                        <m:e>
+                          <m:r>
+                            <m:t>μ</m:t>
+                          </m:r>
+                        </m:e>
+                        <m:sub>
+                          <m:r>
+                            <m:t>i</m:t>
+                          </m:r>
+                        </m:sub>
+                      </m:sSub>
+                    </m:e>
+                  </m:d>
+                  <m:r>
+                    <m:t>​</m:t>
+                  </m:r>
                 </m:e>
               </m:nary>
-              <m:r>
-                <m:t>​</m:t>
-              </m:r>
-              <m:d>
-                <m:dPr>
-                  <m:begChr m:val="("/>
-                  <m:sepChr m:val=""/>
-                  <m:endChr m:val=")"/>
-                  <m:grow/>
-                </m:dPr>
-                <m:e>
-                  <m:sSub>
-                    <m:e>
-                      <m:r>
-                        <m:t>Y</m:t>
-                      </m:r>
-                    </m:e>
-                    <m:sub>
-                      <m:r>
-                        <m:t>i</m:t>
-                      </m:r>
-                    </m:sub>
-                  </m:sSub>
-                  <m:r>
-                    <m:rPr>
-                      <m:sty m:val="p"/>
-                    </m:rPr>
-                    <m:t>≤</m:t>
-                  </m:r>
-                  <m:sSub>
-                    <m:e>
-                      <m:r>
-                        <m:t>t</m:t>
-                      </m:r>
-                    </m:e>
-                    <m:sub>
-                      <m:r>
-                        <m:t>i</m:t>
-                      </m:r>
-                    </m:sub>
-                  </m:sSub>
-                  <m:r>
-                    <m:rPr>
-                      <m:sty m:val="p"/>
-                    </m:rPr>
-                    <m:t>+</m:t>
-                  </m:r>
-                  <m:sSub>
-                    <m:e>
-                      <m:r>
-                        <m:t>μ</m:t>
-                      </m:r>
-                    </m:e>
-                    <m:sub>
-                      <m:r>
-                        <m:t>i</m:t>
-                      </m:r>
-                    </m:sub>
-                  </m:sSub>
-                </m:e>
-              </m:d>
-              <m:r>
-                <m:t>​</m:t>
-              </m:r>
               <m:r>
                 <m:t>&amp;</m:t>
               </m:r>
@@ -9878,54 +9878,54 @@
                     </m:rPr>
                     <m:t>Pr</m:t>
                   </m:r>
+                  <m:r>
+                    <m:t>​</m:t>
+                  </m:r>
+                  <m:d>
+                    <m:dPr>
+                      <m:begChr m:val="("/>
+                      <m:sepChr m:val=""/>
+                      <m:endChr m:val=")"/>
+                      <m:grow/>
+                    </m:dPr>
+                    <m:e>
+                      <m:sSub>
+                        <m:e>
+                          <m:r>
+                            <m:t>ν</m:t>
+                          </m:r>
+                        </m:e>
+                        <m:sub>
+                          <m:r>
+                            <m:t>i</m:t>
+                          </m:r>
+                        </m:sub>
+                      </m:sSub>
+                      <m:r>
+                        <m:rPr>
+                          <m:sty m:val="p"/>
+                        </m:rPr>
+                        <m:t>≤</m:t>
+                      </m:r>
+                      <m:sSub>
+                        <m:e>
+                          <m:r>
+                            <m:t>t</m:t>
+                          </m:r>
+                        </m:e>
+                        <m:sub>
+                          <m:r>
+                            <m:t>i</m:t>
+                          </m:r>
+                        </m:sub>
+                      </m:sSub>
+                    </m:e>
+                  </m:d>
+                  <m:r>
+                    <m:t>​</m:t>
+                  </m:r>
                 </m:e>
               </m:nary>
-              <m:r>
-                <m:t>​</m:t>
-              </m:r>
-              <m:d>
-                <m:dPr>
-                  <m:begChr m:val="("/>
-                  <m:sepChr m:val=""/>
-                  <m:endChr m:val=")"/>
-                  <m:grow/>
-                </m:dPr>
-                <m:e>
-                  <m:sSub>
-                    <m:e>
-                      <m:r>
-                        <m:t>ν</m:t>
-                      </m:r>
-                    </m:e>
-                    <m:sub>
-                      <m:r>
-                        <m:t>i</m:t>
-                      </m:r>
-                    </m:sub>
-                  </m:sSub>
-                  <m:r>
-                    <m:rPr>
-                      <m:sty m:val="p"/>
-                    </m:rPr>
-                    <m:t>≤</m:t>
-                  </m:r>
-                  <m:sSub>
-                    <m:e>
-                      <m:r>
-                        <m:t>t</m:t>
-                      </m:r>
-                    </m:e>
-                    <m:sub>
-                      <m:r>
-                        <m:t>i</m:t>
-                      </m:r>
-                    </m:sub>
-                  </m:sSub>
-                </m:e>
-              </m:d>
-              <m:r>
-                <m:t>​</m:t>
-              </m:r>
               <m:r>
                 <m:t>&amp;</m:t>
               </m:r>
@@ -13629,75 +13629,49 @@
       <w:pPr>
         <w:pStyle w:val="BodyText"/>
       </w:pPr>
-      <w:del w:id="3" w:author="PR Preview" w:date="2026-01-01T00:00:00Z">
-        <w:r>
-          <w:rPr>
-            <w:b/>
-            <w:bCs/>
-          </w:rPr>
-          <w:delText xml:space="preserve">Exercise 3 (Sample mean squared error and residual sum of squares)</w:delText>
-        </w:r>
-      </w:del>
-      <w:del w:id="4" w:author="PR Preview" w:date="2026-01-01T00:00:00Z">
-        <w:r>
-          <w:delText xml:space="preserve"> </w:delText>
-        </w:r>
-      </w:del>
-      <w:del w:id="5" w:author="PR Preview" w:date="2026-01-01T00:00:00Z">
-        <w:r>
-          <w:delText xml:space="preserve">For a regression model with conditional mean</w:delText>
-        </w:r>
-      </w:del>
-      <w:del w:id="6" w:author="PR Preview" w:date="2026-01-01T00:00:00Z">
-        <w:r>
-          <w:delText xml:space="preserve"> </w:delText>
-        </w:r>
-      </w:del>
-      <w:del w:id="7" w:author="PR Preview" w:date="2026-01-01T00:00:00Z">
-        <w:r>
-          <w:delText xml:space="preserve">$\mu(x; \mathord{\smash[b]{\underset{\raise.3ex\hbox{$\scriptstyle\sim$}}{\theta}}\vphantom{\theta}})$</w:delText>
-        </w:r>
-      </w:del>
-      <w:del w:id="8" w:author="PR Preview" w:date="2026-01-01T00:00:00Z">
-        <w:r>
-          <w:delText xml:space="preserve">,</w:delText>
-        </w:r>
-      </w:del>
-      <w:del w:id="9" w:author="PR Preview" w:date="2026-01-01T00:00:00Z">
-        <w:r>
-          <w:delText xml:space="preserve"> </w:delText>
-        </w:r>
-      </w:del>
-      <w:del w:id="10" w:author="PR Preview" w:date="2026-01-01T00:00:00Z">
-        <w:r>
-          <w:delText xml:space="preserve">let</w:delText>
-        </w:r>
-      </w:del>
-      <w:del w:id="11" w:author="PR Preview" w:date="2026-01-01T00:00:00Z">
-        <w:r>
-          <w:delText xml:space="preserve"> </w:delText>
-        </w:r>
-      </w:del>
-      <w:del w:id="12" w:author="PR Preview" w:date="2026-01-01T00:00:00Z">
-        <w:r>
-          <w:delText xml:space="preserve">$\hat y_i\stackrel{\text{def}}{=}\mu(x_i; \mathord{\smash[b]{\underset{\raise.3ex\hbox{$\scriptstyle\sim$}}{\theta}}\vphantom{\theta}})$</w:delText>
-        </w:r>
-      </w:del>
-      <w:del w:id="13" w:author="PR Preview" w:date="2026-01-01T00:00:00Z">
-        <w:r>
-          <w:delText xml:space="preserve"> </w:delText>
-        </w:r>
-      </w:del>
-      <w:del w:id="14" w:author="PR Preview" w:date="2026-01-01T00:00:00Z">
-        <w:r>
-          <w:delText xml:space="preserve">be its predictions of</w:delText>
-        </w:r>
-      </w:del>
-      <w:del w:id="15" w:author="PR Preview" w:date="2026-01-01T00:00:00Z">
-        <w:r>
-          <w:delText xml:space="preserve"> </w:delText>
-        </w:r>
-      </w:del>
+      <w:r>
+        <w:rPr>
+          <w:b/>
+          <w:bCs/>
+        </w:rPr>
+        <w:t xml:space="preserve">Exercise 3 (Sample mean squared error and residual sum of squares)</w:t>
+      </w:r>
+      <w:r>
+        <w:t xml:space="preserve"> </w:t>
+      </w:r>
+      <w:r>
+        <w:t xml:space="preserve">For a regression model with conditional mean</w:t>
+      </w:r>
+      <w:r>
+        <w:t xml:space="preserve"> </w:t>
+      </w:r>
+      <w:r>
+        <w:t xml:space="preserve">$\mu(x; \mathord{\smash[b]{\underset{\raise.3ex\hbox{$\scriptstyle\sim$}}{\theta}}\vphantom{\theta}})$</w:t>
+      </w:r>
+      <w:r>
+        <w:t xml:space="preserve">,</w:t>
+      </w:r>
+      <w:r>
+        <w:t xml:space="preserve"> </w:t>
+      </w:r>
+      <w:r>
+        <w:t xml:space="preserve">let</w:t>
+      </w:r>
+      <w:r>
+        <w:t xml:space="preserve"> </w:t>
+      </w:r>
+      <w:r>
+        <w:t xml:space="preserve">$\hat y_i\stackrel{\text{def}}{=}\mu(x_i; \mathord{\smash[b]{\underset{\raise.3ex\hbox{$\scriptstyle\sim$}}{\theta}}\vphantom{\theta}})$</w:t>
+      </w:r>
+      <w:r>
+        <w:t xml:space="preserve"> </w:t>
+      </w:r>
+      <w:r>
+        <w:t xml:space="preserve">be its predictions of</w:t>
+      </w:r>
+      <w:r>
+        <w:t xml:space="preserve"> </w:t>
+      </w:r>
       <m:oMath>
         <m:r>
           <m:t>n</m:t>
@@ -13712,21 +13686,15 @@
           <m:t>1</m:t>
         </m:r>
       </m:oMath>
-      <w:del w:id="16" w:author="PR Preview" w:date="2026-01-01T00:00:00Z">
-        <w:r>
-          <w:delText xml:space="preserve"> </w:delText>
-        </w:r>
-      </w:del>
-      <w:del w:id="17" w:author="PR Preview" w:date="2026-01-01T00:00:00Z">
-        <w:r>
-          <w:delText xml:space="preserve">outcomes</w:delText>
-        </w:r>
-      </w:del>
-      <w:del w:id="18" w:author="PR Preview" w:date="2026-01-01T00:00:00Z">
-        <w:r>
-          <w:delText xml:space="preserve"> </w:delText>
-        </w:r>
-      </w:del>
+      <w:r>
+        <w:t xml:space="preserve"> </w:t>
+      </w:r>
+      <w:r>
+        <w:t xml:space="preserve">outcomes</w:t>
+      </w:r>
+      <w:r>
+        <w:t xml:space="preserve"> </w:t>
+      </w:r>
       <m:oMath>
         <m:sSub>
           <m:e>
@@ -13771,134 +13739,193 @@
           </m:sub>
         </m:sSub>
       </m:oMath>
-      <w:del w:id="19" w:author="PR Preview" w:date="2026-01-01T00:00:00Z">
+      <w:r>
+        <w:t xml:space="preserve">,</w:t>
+      </w:r>
+      <w:r>
+        <w:t xml:space="preserve"> </w:t>
+      </w:r>
+      <w:r>
+        <w:t xml:space="preserve">and let</w:t>
+      </w:r>
+      <w:r>
+        <w:t xml:space="preserve"> </w:t>
+      </w:r>
+      <w:r>
+        <w:t xml:space="preserve">$\text{RSS}(\mathord{\smash[b]{\underset{\raise.3ex\hbox{$\scriptstyle\sim$}}{\theta}}\vphantom{\theta}})$</w:t>
+      </w:r>
+      <w:r>
+        <w:t xml:space="preserve"> </w:t>
+      </w:r>
+      <w:r>
+        <w:t xml:space="preserve">(</w:t>
+      </w:r>
+      <w:hyperlink w:anchor="def-rss">
         <w:r>
-          <w:delText xml:space="preserve">,</w:delText>
+          <w:rPr>
+            <w:rStyle w:val="Hyperlink"/>
+          </w:rPr>
+          <w:t xml:space="preserve">Definition 11</w:t>
         </w:r>
-      </w:del>
-      <w:del w:id="20" w:author="PR Preview" w:date="2026-01-01T00:00:00Z">
+      </w:hyperlink>
+      <w:r>
+        <w:t xml:space="preserve">) be taken over those same outcomes.</w:t>
+      </w:r>
+      <w:r>
+        <w:t xml:space="preserve"> </w:t>
+      </w:r>
+      <w:r>
+        <w:t xml:space="preserve">Express the</w:t>
+      </w:r>
+      <w:r>
+        <w:t xml:space="preserve"> </w:t>
+      </w:r>
+      <w:hyperlink r:id="rId59">
         <w:r>
-          <w:delText xml:space="preserve"> </w:delText>
+          <w:rPr>
+            <w:rStyle w:val="Hyperlink"/>
+          </w:rPr>
+          <w:t xml:space="preserve">sMSE</w:t>
         </w:r>
-      </w:del>
-      <w:del w:id="21" w:author="PR Preview" w:date="2026-01-01T00:00:00Z">
+      </w:hyperlink>
+      <w:r>
+        <w:t xml:space="preserve"> </w:t>
+      </w:r>
+      <w:r>
+        <w:t xml:space="preserve">of these predictions in terms of</w:t>
+      </w:r>
+      <w:r>
+        <w:t xml:space="preserve"> </w:t>
+      </w:r>
+      <w:r>
+        <w:t xml:space="preserve">$\text{RSS}(\mathord{\smash[b]{\underset{\raise.3ex\hbox{$\scriptstyle\sim$}}{\theta}}\vphantom{\theta}})$</w:t>
+      </w:r>
+      <w:r>
+        <w:t xml:space="preserve">,</w:t>
+      </w:r>
+      <w:r>
+        <w:t xml:space="preserve"> </w:t>
+      </w:r>
+      <w:r>
+        <w:t xml:space="preserve">and</w:t>
+      </w:r>
+      <w:r>
+        <w:t xml:space="preserve"> </w:t>
+      </w:r>
+      <w:r>
+        <w:t xml:space="preserve">$\text{RSS}(\mathord{\smash[b]{\underset{\raise.3ex\hbox{$\scriptstyle\sim$}}{\theta}}\vphantom{\theta}})$</w:t>
+      </w:r>
+      <w:r>
+        <w:t xml:space="preserve"> </w:t>
+      </w:r>
+      <w:r>
+        <w:t xml:space="preserve">in terms of that sMSE.</w:t>
+      </w:r>
+    </w:p>
+    <w:bookmarkEnd w:id="60"/>
+    <w:bookmarkStart w:id="62" w:name="sol-mse-rss"/>
+    <w:p>
+      <w:pPr>
+        <w:pStyle w:val="BodyText"/>
+      </w:pPr>
+      <w:r>
+        <w:rPr>
+          <w:i/>
+          <w:iCs/>
+        </w:rPr>
+        <w:t xml:space="preserve">Solution 3</w:t>
+      </w:r>
+      <w:r>
+        <w:t xml:space="preserve">. </w:t>
+      </w:r>
+      <w:r>
+        <w:t xml:space="preserve">First, each squared</w:t>
+      </w:r>
+      <w:r>
+        <w:t xml:space="preserve"> </w:t>
+      </w:r>
+      <w:hyperlink r:id="rId61">
         <w:r>
-          <w:delText xml:space="preserve">and let</w:delText>
+          <w:rPr>
+            <w:rStyle w:val="Hyperlink"/>
+          </w:rPr>
+          <w:t xml:space="preserve">prediction error</w:t>
         </w:r>
-      </w:del>
-      <w:del w:id="22" w:author="PR Preview" w:date="2026-01-01T00:00:00Z">
+      </w:hyperlink>
+      <w:r>
+        <w:t xml:space="preserve"> </w:t>
+      </w:r>
+      <w:r>
+        <w:t xml:space="preserve">equals the squared residual at</w:t>
+      </w:r>
+      <w:r>
+        <w:t xml:space="preserve"> </w:t>
+      </w:r>
+      <w:r>
+        <w:t xml:space="preserve">$\mathord{\smash[b]{\underset{\raise.3ex\hbox{$\scriptstyle\sim$}}{\theta}}\vphantom{\theta}}$</w:t>
+      </w:r>
+      <w:r>
+        <w:t xml:space="preserve">:</w:t>
+      </w:r>
+    </w:p>
+    <w:p>
+      <w:pPr>
+        <w:pStyle w:val="BodyText"/>
+      </w:pPr>
+      <w:r>
+        <w:t xml:space="preserve">$$
+    \begin{aligned}
+    \varepsilon_i^2
+    &amp;= (\hat y_i- y_i)^2
+    &amp;&amp; \text{(definition of prediction error)}\\
+    &amp;= \mathopen{}\left(\mu(x_i; \mathord{\smash[b]{\underset{\raise.3ex\hbox{$\scriptstyle\sim$}}{\theta}}\vphantom{\theta}}) - y_i\right)\mathclose{}^2
+    &amp;&amp; \text{(definition of $\hat y_i$)}\\
+    &amp;= \mathopen{}\left(-\mathopen{}\left(y_i- \mu(x_i; \mathord{\smash[b]{\underset{\raise.3ex\hbox{$\scriptstyle\sim$}}{\theta}}\vphantom{\theta}})\right)\mathclose{}\right)\mathclose{}^2
+    &amp;&amp; \text{(factor out $-1$)}\\
+    &amp;= \mathopen{}\left(-r_i(\mathord{\smash[b]{\underset{\raise.3ex\hbox{$\scriptstyle\sim$}}{\theta}}\vphantom{\theta}})\right)\mathclose{}^2
+    &amp;&amp; \text{(definition of $r_i(\mathord{\smash[b]{\underset{\raise.3ex\hbox{$\scriptstyle\sim$}}{\theta}}\vphantom{\theta}})$)}\\
+    &amp;= r_i(\mathord{\smash[b]{\underset{\raise.3ex\hbox{$\scriptstyle\sim$}}{\theta}}\vphantom{\theta}})^2
+    &amp;&amp; \text{($(-a)^2 = a^2$)}
+    \end{aligned}
+    $$</w:t>
+      </w:r>
+    </w:p>
+    <w:p>
+      <w:pPr>
+        <w:pStyle w:val="FirstParagraph"/>
+      </w:pPr>
+      <w:r>
+        <w:t xml:space="preserve">So the sMSE is the residual sum of squares divided by</w:t>
+      </w:r>
+      <w:r>
+        <w:t xml:space="preserve"> </w:t>
+      </w:r>
+      <m:oMath>
+        <m:r>
+          <m:t>n</m:t>
+        </m:r>
+      </m:oMath>
+      <w:r>
+        <w:t xml:space="preserve">:</w:t>
+      </w:r>
+    </w:p>
+    <w:p>
+      <w:pPr>
+        <w:pStyle w:val="BodyText"/>
+      </w:pPr>
+      <w:del w:id="3" w:author="PR Preview" w:date="2026-01-01T00:00:00Z">
         <w:r>
-          <w:delText xml:space="preserve"> </w:delText>
-        </w:r>
-      </w:del>
-      <w:del w:id="23" w:author="PR Preview" w:date="2026-01-01T00:00:00Z">
-        <w:r>
-          <w:delText xml:space="preserve">$\text{RSS}(\mathord{\smash[b]{\underset{\raise.3ex\hbox{$\scriptstyle\sim$}}{\theta}}\vphantom{\theta}})$</w:delText>
-        </w:r>
-      </w:del>
-      <w:del w:id="24" w:author="PR Preview" w:date="2026-01-01T00:00:00Z">
-        <w:r>
-          <w:delText xml:space="preserve"> </w:delText>
-        </w:r>
-      </w:del>
-      <w:del w:id="25" w:author="PR Preview" w:date="2026-01-01T00:00:00Z">
-        <w:r>
-          <w:delText xml:space="preserve">(</w:delText>
-        </w:r>
-      </w:del>
-      <w:hyperlink w:anchor="def-rss">
-        <w:del w:id="26" w:author="PR Preview" w:date="2026-01-01T00:00:00Z">
-          <w:r>
-            <w:rPr>
-              <w:rStyle w:val="Hyperlink"/>
-            </w:rPr>
-            <w:delText xml:space="preserve">Definition 11</w:delText>
-          </w:r>
-        </w:del>
-      </w:hyperlink>
-      <w:del w:id="27" w:author="PR Preview" w:date="2026-01-01T00:00:00Z">
-        <w:r>
-          <w:delText xml:space="preserve">) be taken over those same outcomes.</w:delText>
-        </w:r>
-      </w:del>
-      <w:del w:id="28" w:author="PR Preview" w:date="2026-01-01T00:00:00Z">
-        <w:r>
-          <w:delText xml:space="preserve"> </w:delText>
-        </w:r>
-      </w:del>
-      <w:del w:id="29" w:author="PR Preview" w:date="2026-01-01T00:00:00Z">
-        <w:r>
-          <w:delText xml:space="preserve">Express the</w:delText>
-        </w:r>
-      </w:del>
-      <w:del w:id="30" w:author="PR Preview" w:date="2026-01-01T00:00:00Z">
-        <w:r>
-          <w:delText xml:space="preserve"> </w:delText>
-        </w:r>
-      </w:del>
-      <w:hyperlink r:id="rId59">
-        <w:del w:id="31" w:author="PR Preview" w:date="2026-01-01T00:00:00Z">
-          <w:r>
-            <w:rPr>
-              <w:rStyle w:val="Hyperlink"/>
-            </w:rPr>
-            <w:delText xml:space="preserve">sMSE</w:delText>
-          </w:r>
-        </w:del>
-      </w:hyperlink>
-      <w:del w:id="32" w:author="PR Preview" w:date="2026-01-01T00:00:00Z">
-        <w:r>
-          <w:delText xml:space="preserve"> </w:delText>
-        </w:r>
-      </w:del>
-      <w:del w:id="33" w:author="PR Preview" w:date="2026-01-01T00:00:00Z">
-        <w:r>
-          <w:delText xml:space="preserve">of these predictions in terms of</w:delText>
-        </w:r>
-      </w:del>
-      <w:del w:id="34" w:author="PR Preview" w:date="2026-01-01T00:00:00Z">
-        <w:r>
-          <w:delText xml:space="preserve"> </w:delText>
-        </w:r>
-      </w:del>
-      <w:del w:id="35" w:author="PR Preview" w:date="2026-01-01T00:00:00Z">
-        <w:r>
-          <w:delText xml:space="preserve">$\text{RSS}(\mathord{\smash[b]{\underset{\raise.3ex\hbox{$\scriptstyle\sim$}}{\theta}}\vphantom{\theta}})$</w:delText>
-        </w:r>
-      </w:del>
-      <w:del w:id="36" w:author="PR Preview" w:date="2026-01-01T00:00:00Z">
-        <w:r>
-          <w:delText xml:space="preserve">,</w:delText>
-        </w:r>
-      </w:del>
-      <w:del w:id="37" w:author="PR Preview" w:date="2026-01-01T00:00:00Z">
-        <w:r>
-          <w:delText xml:space="preserve"> </w:delText>
-        </w:r>
-      </w:del>
-      <w:del w:id="38" w:author="PR Preview" w:date="2026-01-01T00:00:00Z">
-        <w:r>
-          <w:delText xml:space="preserve">and</w:delText>
-        </w:r>
-      </w:del>
-      <w:del w:id="39" w:author="PR Preview" w:date="2026-01-01T00:00:00Z">
-        <w:r>
-          <w:delText xml:space="preserve"> </w:delText>
-        </w:r>
-      </w:del>
-      <w:del w:id="40" w:author="PR Preview" w:date="2026-01-01T00:00:00Z">
-        <w:r>
-          <w:delText xml:space="preserve">$\text{RSS}(\mathord{\smash[b]{\underset{\raise.3ex\hbox{$\scriptstyle\sim$}}{\theta}}\vphantom{\theta}})$</w:delText>
-        </w:r>
-      </w:del>
-      <w:del w:id="41" w:author="PR Preview" w:date="2026-01-01T00:00:00Z">
-        <w:r>
-          <w:delText xml:space="preserve"> </w:delText>
-        </w:r>
-      </w:del>
-      <w:del w:id="42" w:author="PR Preview" w:date="2026-01-01T00:00:00Z">
-        <w:r>
-          <w:delText xml:space="preserve">in terms of that sMSE.</w:delText>
+          <w:delText xml:space="preserve">$$
+    \begin{aligned}
+    \operatorname{sMSE}\mathopen{}\left(\hat y\right)\mathclose{}
+    &amp;= \frac{1}{n}\sum_{i=1}^n\varepsilon_i^2
+    &amp;&amp; \text{(definition of sMSE)}\\
+    &amp;= \frac{1}{n}\sum_{i=1}^nr_i(\mathord{\smash[b]{\underset{\raise.3ex\hbox{$\scriptstyle\sim$}}{\theta}}\vphantom{\theta}})^2
+    &amp;&amp; \text{($\varepsilon_i^2 = r_i(\mathord{\smash[b]{\underset{\raise.3ex\hbox{$\scriptstyle\sim$}}{\theta}}\vphantom{\theta}})^2$)}\\
+    &amp;= \frac{1}{n} \text{RSS}(\mathord{\smash[b]{\underset{\raise.3ex\hbox{$\scriptstyle\sim$}}{\theta}}\vphantom{\theta}})
+    &amp;&amp; \text{(definition of RSS)}
+    \end{aligned}
+    $$</w:delText>
         </w:r>
       </w:del>
     </w:p>
@@ -13906,75 +13933,168 @@
       <w:pPr>
         <w:pStyle w:val="BodyText"/>
       </w:pPr>
-      <w:ins w:id="43" w:author="PR Preview" w:date="2026-01-01T00:00:00Z">
+      <w:ins w:id="4" w:author="PR Preview" w:date="2026-01-01T00:00:00Z">
+        <w:r>
+          <w:t xml:space="preserve">$$
+    \begin{aligned}
+    {\operatorname{sMSE}\mathopen{}\left(\hat y\right)\mathclose{}}
+    &amp;= \frac{1}{n}\sum_{i=1}^n\varepsilon_i^2
+    &amp;&amp; \text{(definition of sMSE)}\\
+    &amp;= \frac{1}{n}\sum_{i=1}^nr_i(\mathord{\smash[b]{\underset{\raise.3ex\hbox{$\scriptstyle\sim$}}{\theta}}\vphantom{\theta}})^2
+    &amp;&amp; \text{($\varepsilon_i^2 = r_i(\mathord{\smash[b]{\underset{\raise.3ex\hbox{$\scriptstyle\sim$}}{\theta}}\vphantom{\theta}})^2$)}\\
+    &amp;= \frac{1}{n} \text{RSS}(\mathord{\smash[b]{\underset{\raise.3ex\hbox{$\scriptstyle\sim$}}{\theta}}\vphantom{\theta}})
+    &amp;&amp; \text{(definition of RSS)}
+    \end{aligned}
+    $$</w:t>
+        </w:r>
+      </w:ins>
+    </w:p>
+    <w:p>
+      <w:pPr>
+        <w:pStyle w:val="FirstParagraph"/>
+      </w:pPr>
+      <w:r>
+        <w:t xml:space="preserve">Solving for</w:t>
+      </w:r>
+      <w:r>
+        <w:t xml:space="preserve"> </w:t>
+      </w:r>
+      <w:r>
+        <w:t xml:space="preserve">$\text{RSS}(\mathord{\smash[b]{\underset{\raise.3ex\hbox{$\scriptstyle\sim$}}{\theta}}\vphantom{\theta}})$</w:t>
+      </w:r>
+      <w:r>
+        <w:t xml:space="preserve">:</w:t>
+      </w:r>
+    </w:p>
+    <w:p>
+      <w:pPr>
+        <w:pStyle w:val="BodyText"/>
+      </w:pPr>
+      <w:del w:id="5" w:author="PR Preview" w:date="2026-01-01T00:00:00Z">
+        <w:r>
+          <w:delText xml:space="preserve">$$
+    \begin{aligned}
+    \operatorname{sMSE}\mathopen{}\left(\hat y\right)\mathclose{}
+    &amp;= \frac{1}{n} \text{RSS}(\mathord{\smash[b]{\underset{\raise.3ex\hbox{$\scriptstyle\sim$}}{\theta}}\vphantom{\theta}})
+    &amp;&amp; \text{(result above)}\\
+    n \, \operatorname{sMSE}\mathopen{}\left(\hat y\right)\mathclose{}
+    &amp;= \text{RSS}(\mathord{\smash[b]{\underset{\raise.3ex\hbox{$\scriptstyle\sim$}}{\theta}}\vphantom{\theta}})
+    &amp;&amp; \text{(multiply both sides by $n$)}\\
+    \text{RSS}(\mathord{\smash[b]{\underset{\raise.3ex\hbox{$\scriptstyle\sim$}}{\theta}}\vphantom{\theta}})
+    &amp;= n \, \operatorname{sMSE}\mathopen{}\left(\hat y\right)\mathclose{}
+    &amp;&amp; \text{(swap the two sides)}
+    \end{aligned}
+    $$</w:delText>
+        </w:r>
+      </w:del>
+    </w:p>
+    <w:p>
+      <w:pPr>
+        <w:pStyle w:val="BodyText"/>
+      </w:pPr>
+      <w:ins w:id="6" w:author="PR Preview" w:date="2026-01-01T00:00:00Z">
+        <w:r>
+          <w:t xml:space="preserve">$$
+    \begin{aligned}
+    {\operatorname{sMSE}\mathopen{}\left(\hat y\right)\mathclose{}}
+    &amp;= \frac{1}{n} \text{RSS}(\mathord{\smash[b]{\underset{\raise.3ex\hbox{$\scriptstyle\sim$}}{\theta}}\vphantom{\theta}})
+    &amp;&amp; \text{(result above)}\\
+    n \, {\operatorname{sMSE}\mathopen{}\left(\hat y\right)\mathclose{}}
+    &amp;= \text{RSS}(\mathord{\smash[b]{\underset{\raise.3ex\hbox{$\scriptstyle\sim$}}{\theta}}\vphantom{\theta}})
+    &amp;&amp; \text{(multiply both sides by $n$)}\\
+    \text{RSS}(\mathord{\smash[b]{\underset{\raise.3ex\hbox{$\scriptstyle\sim$}}{\theta}}\vphantom{\theta}})
+    &amp;= n \, {\operatorname{sMSE}\mathopen{}\left(\hat y\right)\mathclose{}}
+    &amp;&amp; \text{(swap the two sides)}
+    \end{aligned}
+    $$</w:t>
+        </w:r>
+      </w:ins>
+    </w:p>
+    <w:bookmarkEnd w:id="62"/>
+    <w:bookmarkStart w:id="63" w:name="thm-mse-rss"/>
+    <w:p>
+      <w:pPr>
+        <w:pStyle w:val="FirstParagraph"/>
+      </w:pPr>
+      <w:r>
+        <w:rPr>
+          <w:b/>
+          <w:bCs/>
+        </w:rPr>
+        <w:t xml:space="preserve">Theorem 4 (Sample mean squared error is the residual sum of squares divided by</w:t>
+      </w:r>
+      <w:r>
+        <w:rPr>
+          <w:b/>
+          <w:bCs/>
+        </w:rPr>
+        <w:t xml:space="preserve"> </w:t>
+      </w:r>
+      <m:oMath>
+        <m:r>
+          <m:t>n</m:t>
+        </m:r>
+      </m:oMath>
+      <w:r>
+        <w:rPr>
+          <w:b/>
+          <w:bCs/>
+        </w:rPr>
+        <w:t xml:space="preserve">)</w:t>
+      </w:r>
+      <w:r>
+        <w:t xml:space="preserve"> </w:t>
+      </w:r>
+      <w:r>
+        <w:t xml:space="preserve">For a regression model with conditional mean</w:t>
+      </w:r>
+      <w:r>
+        <w:t xml:space="preserve"> </w:t>
+      </w:r>
+      <w:r>
+        <w:t xml:space="preserve">$\mu(x; \mathord{\smash[b]{\underset{\raise.3ex\hbox{$\scriptstyle\sim$}}{\theta}}\vphantom{\theta}})$</w:t>
+      </w:r>
+      <w:r>
+        <w:t xml:space="preserve">,</w:t>
+      </w:r>
+      <w:r>
+        <w:t xml:space="preserve"> </w:t>
+      </w:r>
+      <w:r>
+        <w:t xml:space="preserve">the</w:t>
+      </w:r>
+      <w:r>
+        <w:t xml:space="preserve"> </w:t>
+      </w:r>
+      <w:hyperlink r:id="rId59">
         <w:r>
           <w:rPr>
-            <w:b/>
-            <w:bCs/>
+            <w:rStyle w:val="Hyperlink"/>
           </w:rPr>
-          <w:t xml:space="preserve">Exercise 3 (Sample mean squared error and residual sum of squares)</w:t>
+          <w:t xml:space="preserve">sMSE</w:t>
         </w:r>
-      </w:ins>
-      <w:ins w:id="44" w:author="PR Preview" w:date="2026-01-01T00:00:00Z">
-        <w:r>
-          <w:t xml:space="preserve"> </w:t>
-        </w:r>
-      </w:ins>
-      <w:ins w:id="45" w:author="PR Preview" w:date="2026-01-01T00:00:00Z">
-        <w:r>
-          <w:t xml:space="preserve">For a regression model with conditional mean</w:t>
-        </w:r>
-      </w:ins>
-      <w:ins w:id="46" w:author="PR Preview" w:date="2026-01-01T00:00:00Z">
-        <w:r>
-          <w:t xml:space="preserve"> </w:t>
-        </w:r>
-      </w:ins>
-      <w:ins w:id="47" w:author="PR Preview" w:date="2026-01-01T00:00:00Z">
-        <w:r>
-          <w:t xml:space="preserve">$\mu(x; \mathord{\smash[b]{\underset{\raise.3ex\hbox{$\scriptstyle\sim$}}{\theta}}\vphantom{\theta}})$</w:t>
-        </w:r>
-      </w:ins>
-      <w:ins w:id="48" w:author="PR Preview" w:date="2026-01-01T00:00:00Z">
-        <w:r>
-          <w:t xml:space="preserve">,</w:t>
-        </w:r>
-      </w:ins>
-      <w:ins w:id="49" w:author="PR Preview" w:date="2026-01-01T00:00:00Z">
-        <w:r>
-          <w:t xml:space="preserve"> </w:t>
-        </w:r>
-      </w:ins>
-      <w:ins w:id="50" w:author="PR Preview" w:date="2026-01-01T00:00:00Z">
-        <w:r>
-          <w:t xml:space="preserve">let</w:t>
-        </w:r>
-      </w:ins>
-      <w:ins w:id="51" w:author="PR Preview" w:date="2026-01-01T00:00:00Z">
-        <w:r>
-          <w:t xml:space="preserve"> </w:t>
-        </w:r>
-      </w:ins>
-      <w:ins w:id="52" w:author="PR Preview" w:date="2026-01-01T00:00:00Z">
-        <w:r>
-          <w:t xml:space="preserve">$\hat y_i\stackrel{\text{def}}{=}\mu(x_i; \mathord{\smash[b]{\underset{\raise.3ex\hbox{$\scriptstyle\sim$}}{\theta}}\vphantom{\theta}})$</w:t>
-        </w:r>
-      </w:ins>
-      <w:ins w:id="53" w:author="PR Preview" w:date="2026-01-01T00:00:00Z">
-        <w:r>
-          <w:t xml:space="preserve"> </w:t>
-        </w:r>
-      </w:ins>
-      <w:ins w:id="54" w:author="PR Preview" w:date="2026-01-01T00:00:00Z">
-        <w:r>
-          <w:t xml:space="preserve">be its predictions of</w:t>
-        </w:r>
-      </w:ins>
-      <w:ins w:id="55" w:author="PR Preview" w:date="2026-01-01T00:00:00Z">
-        <w:r>
-          <w:t xml:space="preserve"> </w:t>
-        </w:r>
-      </w:ins>
+      </w:hyperlink>
+      <w:r>
+        <w:t xml:space="preserve"> </w:t>
+      </w:r>
+      <w:r>
+        <w:t xml:space="preserve">of its predictions</w:t>
+      </w:r>
+      <w:r>
+        <w:t xml:space="preserve"> </w:t>
+      </w:r>
+      <w:r>
+        <w:t xml:space="preserve">$\hat y_i= \mu(x_i; \mathord{\smash[b]{\underset{\raise.3ex\hbox{$\scriptstyle\sim$}}{\theta}}\vphantom{\theta}})$</w:t>
+      </w:r>
+      <w:r>
+        <w:t xml:space="preserve"> </w:t>
+      </w:r>
+      <w:r>
+        <w:t xml:space="preserve">of</w:t>
+      </w:r>
+      <w:r>
+        <w:t xml:space="preserve"> </w:t>
+      </w:r>
       <m:oMath>
         <m:r>
           <m:t>n</m:t>
@@ -13989,21 +14109,15 @@
           <m:t>1</m:t>
         </m:r>
       </m:oMath>
-      <w:ins w:id="56" w:author="PR Preview" w:date="2026-01-01T00:00:00Z">
-        <w:r>
-          <w:t xml:space="preserve"> </w:t>
-        </w:r>
-      </w:ins>
-      <w:ins w:id="57" w:author="PR Preview" w:date="2026-01-01T00:00:00Z">
-        <w:r>
-          <w:t xml:space="preserve">outcomes</w:t>
-        </w:r>
-      </w:ins>
-      <w:ins w:id="58" w:author="PR Preview" w:date="2026-01-01T00:00:00Z">
-        <w:r>
-          <w:t xml:space="preserve"> </w:t>
-        </w:r>
-      </w:ins>
+      <w:r>
+        <w:t xml:space="preserve"> </w:t>
+      </w:r>
+      <w:r>
+        <w:t xml:space="preserve">outcomes</w:t>
+      </w:r>
+      <w:r>
+        <w:t xml:space="preserve"> </w:t>
+      </w:r>
       <m:oMath>
         <m:sSub>
           <m:e>
@@ -14048,431 +14162,6 @@
           </m:sub>
         </m:sSub>
       </m:oMath>
-      <w:ins w:id="59" w:author="PR Preview" w:date="2026-01-01T00:00:00Z">
-        <w:r>
-          <w:t xml:space="preserve">,</w:t>
-        </w:r>
-      </w:ins>
-      <w:ins w:id="60" w:author="PR Preview" w:date="2026-01-01T00:00:00Z">
-        <w:r>
-          <w:t xml:space="preserve"> </w:t>
-        </w:r>
-      </w:ins>
-      <w:ins w:id="61" w:author="PR Preview" w:date="2026-01-01T00:00:00Z">
-        <w:r>
-          <w:t xml:space="preserve">and let</w:t>
-        </w:r>
-      </w:ins>
-      <w:ins w:id="62" w:author="PR Preview" w:date="2026-01-01T00:00:00Z">
-        <w:r>
-          <w:t xml:space="preserve"> </w:t>
-        </w:r>
-      </w:ins>
-      <w:ins w:id="63" w:author="PR Preview" w:date="2026-01-01T00:00:00Z">
-        <w:r>
-          <w:t xml:space="preserve">$\text{RSS}(\mathord{\smash[b]{\underset{\raise.3ex\hbox{$\scriptstyle\sim$}}{\theta}}\vphantom{\theta}})$</w:t>
-        </w:r>
-      </w:ins>
-      <w:ins w:id="64" w:author="PR Preview" w:date="2026-01-01T00:00:00Z">
-        <w:r>
-          <w:t xml:space="preserve"> </w:t>
-        </w:r>
-      </w:ins>
-      <w:ins w:id="65" w:author="PR Preview" w:date="2026-01-01T00:00:00Z">
-        <w:r>
-          <w:t xml:space="preserve">(</w:t>
-        </w:r>
-      </w:ins>
-      <w:hyperlink w:anchor="def-rss">
-        <w:ins w:id="66" w:author="PR Preview" w:date="2026-01-01T00:00:00Z">
-          <w:r>
-            <w:rPr>
-              <w:rStyle w:val="Hyperlink"/>
-            </w:rPr>
-            <w:t xml:space="preserve">Definition 11</w:t>
-          </w:r>
-        </w:ins>
-      </w:hyperlink>
-      <w:ins w:id="67" w:author="PR Preview" w:date="2026-01-01T00:00:00Z">
-        <w:r>
-          <w:t xml:space="preserve">) be taken over those same outcomes.</w:t>
-        </w:r>
-      </w:ins>
-      <w:ins w:id="68" w:author="PR Preview" w:date="2026-01-01T00:00:00Z">
-        <w:r>
-          <w:t xml:space="preserve"> </w:t>
-        </w:r>
-      </w:ins>
-      <w:ins w:id="69" w:author="PR Preview" w:date="2026-01-01T00:00:00Z">
-        <w:r>
-          <w:t xml:space="preserve">Write the</w:t>
-        </w:r>
-      </w:ins>
-      <w:ins w:id="70" w:author="PR Preview" w:date="2026-01-01T00:00:00Z">
-        <w:r>
-          <w:t xml:space="preserve"> </w:t>
-        </w:r>
-      </w:ins>
-      <w:hyperlink r:id="rId59">
-        <w:ins w:id="71" w:author="PR Preview" w:date="2026-01-01T00:00:00Z">
-          <w:r>
-            <w:rPr>
-              <w:rStyle w:val="Hyperlink"/>
-            </w:rPr>
-            <w:t xml:space="preserve">sMSE</w:t>
-          </w:r>
-        </w:ins>
-      </w:hyperlink>
-      <w:ins w:id="72" w:author="PR Preview" w:date="2026-01-01T00:00:00Z">
-        <w:r>
-          <w:t xml:space="preserve"> </w:t>
-        </w:r>
-      </w:ins>
-      <w:ins w:id="73" w:author="PR Preview" w:date="2026-01-01T00:00:00Z">
-        <w:r>
-          <w:t xml:space="preserve">of these predictions in terms of</w:t>
-        </w:r>
-      </w:ins>
-      <w:ins w:id="74" w:author="PR Preview" w:date="2026-01-01T00:00:00Z">
-        <w:r>
-          <w:t xml:space="preserve"> </w:t>
-        </w:r>
-      </w:ins>
-      <w:ins w:id="75" w:author="PR Preview" w:date="2026-01-01T00:00:00Z">
-        <w:r>
-          <w:t xml:space="preserve">$\text{RSS}(\mathord{\smash[b]{\underset{\raise.3ex\hbox{$\scriptstyle\sim$}}{\theta}}\vphantom{\theta}})$</w:t>
-        </w:r>
-      </w:ins>
-      <w:ins w:id="76" w:author="PR Preview" w:date="2026-01-01T00:00:00Z">
-        <w:r>
-          <w:t xml:space="preserve">,</w:t>
-        </w:r>
-      </w:ins>
-      <w:ins w:id="77" w:author="PR Preview" w:date="2026-01-01T00:00:00Z">
-        <w:r>
-          <w:t xml:space="preserve"> </w:t>
-        </w:r>
-      </w:ins>
-      <w:ins w:id="78" w:author="PR Preview" w:date="2026-01-01T00:00:00Z">
-        <w:r>
-          <w:t xml:space="preserve">and</w:t>
-        </w:r>
-      </w:ins>
-      <w:ins w:id="79" w:author="PR Preview" w:date="2026-01-01T00:00:00Z">
-        <w:r>
-          <w:t xml:space="preserve"> </w:t>
-        </w:r>
-      </w:ins>
-      <w:ins w:id="80" w:author="PR Preview" w:date="2026-01-01T00:00:00Z">
-        <w:r>
-          <w:t xml:space="preserve">$\text{RSS}(\mathord{\smash[b]{\underset{\raise.3ex\hbox{$\scriptstyle\sim$}}{\theta}}\vphantom{\theta}})$</w:t>
-        </w:r>
-      </w:ins>
-      <w:ins w:id="81" w:author="PR Preview" w:date="2026-01-01T00:00:00Z">
-        <w:r>
-          <w:t xml:space="preserve"> </w:t>
-        </w:r>
-      </w:ins>
-      <w:ins w:id="82" w:author="PR Preview" w:date="2026-01-01T00:00:00Z">
-        <w:r>
-          <w:t xml:space="preserve">in terms of that sMSE.</w:t>
-        </w:r>
-      </w:ins>
-    </w:p>
-    <w:bookmarkEnd w:id="60"/>
-    <w:bookmarkStart w:id="62" w:name="sol-mse-rss"/>
-    <w:p>
-      <w:pPr>
-        <w:pStyle w:val="BodyText"/>
-      </w:pPr>
-      <w:r>
-        <w:rPr>
-          <w:i/>
-          <w:iCs/>
-        </w:rPr>
-        <w:t xml:space="preserve">Solution 3</w:t>
-      </w:r>
-      <w:r>
-        <w:t xml:space="preserve">. </w:t>
-      </w:r>
-      <w:r>
-        <w:t xml:space="preserve">First, each squared</w:t>
-      </w:r>
-      <w:r>
-        <w:t xml:space="preserve"> </w:t>
-      </w:r>
-      <w:hyperlink r:id="rId61">
-        <w:r>
-          <w:rPr>
-            <w:rStyle w:val="Hyperlink"/>
-          </w:rPr>
-          <w:t xml:space="preserve">prediction error</w:t>
-        </w:r>
-      </w:hyperlink>
-      <w:r>
-        <w:t xml:space="preserve"> </w:t>
-      </w:r>
-      <w:r>
-        <w:t xml:space="preserve">equals the squared residual at</w:t>
-      </w:r>
-      <w:r>
-        <w:t xml:space="preserve"> </w:t>
-      </w:r>
-      <w:r>
-        <w:t xml:space="preserve">$\mathord{\smash[b]{\underset{\raise.3ex\hbox{$\scriptstyle\sim$}}{\theta}}\vphantom{\theta}}$</w:t>
-      </w:r>
-      <w:r>
-        <w:t xml:space="preserve">:</w:t>
-      </w:r>
-    </w:p>
-    <w:p>
-      <w:pPr>
-        <w:pStyle w:val="BodyText"/>
-      </w:pPr>
-      <w:r>
-        <w:t xml:space="preserve">$$
-    \begin{aligned}
-    \varepsilon_i^2
-    &amp;= (\hat y_i- y_i)^2
-    &amp;&amp; \text{(definition of prediction error)}\\
-    &amp;= \mathopen{}\left(\mu(x_i; \mathord{\smash[b]{\underset{\raise.3ex\hbox{$\scriptstyle\sim$}}{\theta}}\vphantom{\theta}}) - y_i\right)\mathclose{}^2
-    &amp;&amp; \text{(definition of $\hat y_i$)}\\
-    &amp;= \mathopen{}\left(-\mathopen{}\left(y_i- \mu(x_i; \mathord{\smash[b]{\underset{\raise.3ex\hbox{$\scriptstyle\sim$}}{\theta}}\vphantom{\theta}})\right)\mathclose{}\right)\mathclose{}^2
-    &amp;&amp; \text{(factor out $-1$)}\\
-    &amp;= \mathopen{}\left(-r_i(\mathord{\smash[b]{\underset{\raise.3ex\hbox{$\scriptstyle\sim$}}{\theta}}\vphantom{\theta}})\right)\mathclose{}^2
-    &amp;&amp; \text{(definition of $r_i(\mathord{\smash[b]{\underset{\raise.3ex\hbox{$\scriptstyle\sim$}}{\theta}}\vphantom{\theta}})$)}\\
-    &amp;= r_i(\mathord{\smash[b]{\underset{\raise.3ex\hbox{$\scriptstyle\sim$}}{\theta}}\vphantom{\theta}})^2
-    &amp;&amp; \text{($(-a)^2 = a^2$)}
-    \end{aligned}
-    $$</w:t>
-      </w:r>
-    </w:p>
-    <w:p>
-      <w:pPr>
-        <w:pStyle w:val="FirstParagraph"/>
-      </w:pPr>
-      <w:r>
-        <w:t xml:space="preserve">So the sMSE is the residual sum of squares divided by</w:t>
-      </w:r>
-      <w:r>
-        <w:t xml:space="preserve"> </w:t>
-      </w:r>
-      <m:oMath>
-        <m:r>
-          <m:t>n</m:t>
-        </m:r>
-      </m:oMath>
-      <w:r>
-        <w:t xml:space="preserve">:</w:t>
-      </w:r>
-    </w:p>
-    <w:p>
-      <w:pPr>
-        <w:pStyle w:val="BodyText"/>
-      </w:pPr>
-      <w:r>
-        <w:t xml:space="preserve">$$
-    \begin{aligned}
-    \operatorname{sMSE}\mathopen{}\left(\hat y\right)\mathclose{}
-    &amp;= \frac{1}{n}\sum_{i=1}^n\varepsilon_i^2
-    &amp;&amp; \text{(definition of sMSE)}\\
-    &amp;= \frac{1}{n}\sum_{i=1}^nr_i(\mathord{\smash[b]{\underset{\raise.3ex\hbox{$\scriptstyle\sim$}}{\theta}}\vphantom{\theta}})^2
-    &amp;&amp; \text{($\varepsilon_i^2 = r_i(\mathord{\smash[b]{\underset{\raise.3ex\hbox{$\scriptstyle\sim$}}{\theta}}\vphantom{\theta}})^2$)}\\
-    &amp;= \frac{1}{n} \text{RSS}(\mathord{\smash[b]{\underset{\raise.3ex\hbox{$\scriptstyle\sim$}}{\theta}}\vphantom{\theta}})
-    &amp;&amp; \text{(definition of RSS)}
-    \end{aligned}
-    $$</w:t>
-      </w:r>
-    </w:p>
-    <w:p>
-      <w:pPr>
-        <w:pStyle w:val="FirstParagraph"/>
-      </w:pPr>
-      <w:r>
-        <w:t xml:space="preserve">Solving for</w:t>
-      </w:r>
-      <w:r>
-        <w:t xml:space="preserve"> </w:t>
-      </w:r>
-      <w:r>
-        <w:t xml:space="preserve">$\text{RSS}(\mathord{\smash[b]{\underset{\raise.3ex\hbox{$\scriptstyle\sim$}}{\theta}}\vphantom{\theta}})$</w:t>
-      </w:r>
-      <w:r>
-        <w:t xml:space="preserve">:</w:t>
-      </w:r>
-    </w:p>
-    <w:p>
-      <w:pPr>
-        <w:pStyle w:val="BodyText"/>
-      </w:pPr>
-      <w:r>
-        <w:t xml:space="preserve">$$
-    \begin{aligned}
-    \operatorname{sMSE}\mathopen{}\left(\hat y\right)\mathclose{}
-    &amp;= \frac{1}{n} \text{RSS}(\mathord{\smash[b]{\underset{\raise.3ex\hbox{$\scriptstyle\sim$}}{\theta}}\vphantom{\theta}})
-    &amp;&amp; \text{(result above)}\\
-    n \, \operatorname{sMSE}\mathopen{}\left(\hat y\right)\mathclose{}
-    &amp;= \text{RSS}(\mathord{\smash[b]{\underset{\raise.3ex\hbox{$\scriptstyle\sim$}}{\theta}}\vphantom{\theta}})
-    &amp;&amp; \text{(multiply both sides by $n$)}\\
-    \text{RSS}(\mathord{\smash[b]{\underset{\raise.3ex\hbox{$\scriptstyle\sim$}}{\theta}}\vphantom{\theta}})
-    &amp;= n \, \operatorname{sMSE}\mathopen{}\left(\hat y\right)\mathclose{}
-    &amp;&amp; \text{(swap the two sides)}
-    \end{aligned}
-    $$</w:t>
-      </w:r>
-    </w:p>
-    <w:bookmarkEnd w:id="62"/>
-    <w:bookmarkStart w:id="63" w:name="thm-mse-rss"/>
-    <w:p>
-      <w:pPr>
-        <w:pStyle w:val="FirstParagraph"/>
-      </w:pPr>
-      <w:r>
-        <w:rPr>
-          <w:b/>
-          <w:bCs/>
-        </w:rPr>
-        <w:t xml:space="preserve">Theorem 4 (Sample mean squared error is the residual sum of squares divided by</w:t>
-      </w:r>
-      <w:r>
-        <w:rPr>
-          <w:b/>
-          <w:bCs/>
-        </w:rPr>
-        <w:t xml:space="preserve"> </w:t>
-      </w:r>
-      <m:oMath>
-        <m:r>
-          <m:t>n</m:t>
-        </m:r>
-      </m:oMath>
-      <w:r>
-        <w:rPr>
-          <w:b/>
-          <w:bCs/>
-        </w:rPr>
-        <w:t xml:space="preserve">)</w:t>
-      </w:r>
-      <w:r>
-        <w:t xml:space="preserve"> </w:t>
-      </w:r>
-      <w:r>
-        <w:t xml:space="preserve">For a regression model with conditional mean</w:t>
-      </w:r>
-      <w:r>
-        <w:t xml:space="preserve"> </w:t>
-      </w:r>
-      <w:r>
-        <w:t xml:space="preserve">$\mu(x; \mathord{\smash[b]{\underset{\raise.3ex\hbox{$\scriptstyle\sim$}}{\theta}}\vphantom{\theta}})$</w:t>
-      </w:r>
-      <w:r>
-        <w:t xml:space="preserve">,</w:t>
-      </w:r>
-      <w:r>
-        <w:t xml:space="preserve"> </w:t>
-      </w:r>
-      <w:r>
-        <w:t xml:space="preserve">the</w:t>
-      </w:r>
-      <w:r>
-        <w:t xml:space="preserve"> </w:t>
-      </w:r>
-      <w:hyperlink r:id="rId59">
-        <w:r>
-          <w:rPr>
-            <w:rStyle w:val="Hyperlink"/>
-          </w:rPr>
-          <w:t xml:space="preserve">sMSE</w:t>
-        </w:r>
-      </w:hyperlink>
-      <w:r>
-        <w:t xml:space="preserve"> </w:t>
-      </w:r>
-      <w:r>
-        <w:t xml:space="preserve">of its predictions</w:t>
-      </w:r>
-      <w:r>
-        <w:t xml:space="preserve"> </w:t>
-      </w:r>
-      <w:r>
-        <w:t xml:space="preserve">$\hat y_i= \mu(x_i; \mathord{\smash[b]{\underset{\raise.3ex\hbox{$\scriptstyle\sim$}}{\theta}}\vphantom{\theta}})$</w:t>
-      </w:r>
-      <w:r>
-        <w:t xml:space="preserve"> </w:t>
-      </w:r>
-      <w:r>
-        <w:t xml:space="preserve">of</w:t>
-      </w:r>
-      <w:r>
-        <w:t xml:space="preserve"> </w:t>
-      </w:r>
-      <m:oMath>
-        <m:r>
-          <m:t>n</m:t>
-        </m:r>
-        <m:r>
-          <m:rPr>
-            <m:sty m:val="p"/>
-          </m:rPr>
-          <m:t>≥</m:t>
-        </m:r>
-        <m:r>
-          <m:t>1</m:t>
-        </m:r>
-      </m:oMath>
-      <w:r>
-        <w:t xml:space="preserve"> </w:t>
-      </w:r>
-      <w:r>
-        <w:t xml:space="preserve">outcomes</w:t>
-      </w:r>
-      <w:r>
-        <w:t xml:space="preserve"> </w:t>
-      </w:r>
-      <m:oMath>
-        <m:sSub>
-          <m:e>
-            <m:r>
-              <m:t>y</m:t>
-            </m:r>
-          </m:e>
-          <m:sub>
-            <m:r>
-              <m:t>1</m:t>
-            </m:r>
-          </m:sub>
-        </m:sSub>
-        <m:r>
-          <m:rPr>
-            <m:sty m:val="p"/>
-          </m:rPr>
-          <m:t>,</m:t>
-        </m:r>
-        <m:r>
-          <m:rPr>
-            <m:sty m:val="p"/>
-          </m:rPr>
-          <m:t>…</m:t>
-        </m:r>
-        <m:r>
-          <m:rPr>
-            <m:sty m:val="p"/>
-          </m:rPr>
-          <m:t>,</m:t>
-        </m:r>
-        <m:sSub>
-          <m:e>
-            <m:r>
-              <m:t>y</m:t>
-            </m:r>
-          </m:e>
-          <m:sub>
-            <m:r>
-              <m:t>n</m:t>
-            </m:r>
-          </m:sub>
-        </m:sSub>
-      </m:oMath>
       <w:r>
         <w:t xml:space="preserve"> </w:t>
       </w:r>
@@ -14527,9 +14216,21 @@
       <w:pPr>
         <w:pStyle w:val="BodyText"/>
       </w:pPr>
-      <w:r>
-        <w:t xml:space="preserve">$$\operatorname{sMSE}\mathopen{}\left(\hat y\right)\mathclose{} = \frac{1}{n} \text{RSS}(\mathord{\smash[b]{\underset{\raise.3ex\hbox{$\scriptstyle\sim$}}{\theta}}\vphantom{\theta}}),$$</w:t>
-      </w:r>
+      <w:del w:id="7" w:author="PR Preview" w:date="2026-01-01T00:00:00Z">
+        <w:r>
+          <w:delText xml:space="preserve">$$\operatorname{sMSE}\mathopen{}\left(\hat y\right)\mathclose{} = \frac{1}{n} \text{RSS}(\mathord{\smash[b]{\underset{\raise.3ex\hbox{$\scriptstyle\sim$}}{\theta}}\vphantom{\theta}}),$$</w:delText>
+        </w:r>
+      </w:del>
+    </w:p>
+    <w:p>
+      <w:pPr>
+        <w:pStyle w:val="BodyText"/>
+      </w:pPr>
+      <w:ins w:id="8" w:author="PR Preview" w:date="2026-01-01T00:00:00Z">
+        <w:r>
+          <w:t xml:space="preserve">$${\operatorname{sMSE}\mathopen{}\left(\hat y\right)\mathclose{}} = \frac{1}{n} \text{RSS}(\mathord{\smash[b]{\underset{\raise.3ex\hbox{$\scriptstyle\sim$}}{\theta}}\vphantom{\theta}}),$$</w:t>
+        </w:r>
+      </w:ins>
     </w:p>
     <w:p>
       <w:pPr>
@@ -14543,9 +14244,21 @@
       <w:pPr>
         <w:pStyle w:val="BodyText"/>
       </w:pPr>
-      <w:r>
-        <w:t xml:space="preserve">$$\text{RSS}(\mathord{\smash[b]{\underset{\raise.3ex\hbox{$\scriptstyle\sim$}}{\theta}}\vphantom{\theta}}) = n \, \operatorname{sMSE}\mathopen{}\left(\hat y\right)\mathclose{}.$$</w:t>
-      </w:r>
+      <w:del w:id="9" w:author="PR Preview" w:date="2026-01-01T00:00:00Z">
+        <w:r>
+          <w:delText xml:space="preserve">$$\text{RSS}(\mathord{\smash[b]{\underset{\raise.3ex\hbox{$\scriptstyle\sim$}}{\theta}}\vphantom{\theta}}) = n \, \operatorname{sMSE}\mathopen{}\left(\hat y\right)\mathclose{}.$$</w:delText>
+        </w:r>
+      </w:del>
+    </w:p>
+    <w:p>
+      <w:pPr>
+        <w:pStyle w:val="BodyText"/>
+      </w:pPr>
+      <w:ins w:id="10" w:author="PR Preview" w:date="2026-01-01T00:00:00Z">
+        <w:r>
+          <w:t xml:space="preserve">$$\text{RSS}(\mathord{\smash[b]{\underset{\raise.3ex\hbox{$\scriptstyle\sim$}}{\theta}}\vphantom{\theta}}) = n \, {\operatorname{sMSE}\mathopen{}\left(\hat y\right)\mathclose{}}.$$</w:t>
+        </w:r>
+      </w:ins>
     </w:p>
     <w:bookmarkEnd w:id="63"/>
     <w:p>
